--- a/1/Отчёт.docx
+++ b/1/Отчёт.docx
@@ -651,6 +651,11 @@
     </w:p>
     <w:p/>
     <w:p>
+      <w:pPr>
+        <w:rPr>
+          <w:lang w:val="en-US"/>
+        </w:rPr>
+      </w:pPr>
       <w:r>
         <w:t xml:space="preserve">2.1 </w:t>
       </w:r>
@@ -667,14 +672,28 @@
       </w:r>
     </w:p>
     <w:p>
+      <w:r>
+        <w:rPr>
+          <w:noProof/>
+        </w:rPr>
+        <w:t xml:space="preserve"> </w:t>
+      </w:r>
       <w:r>
         <w:rPr>
           <w:noProof/>
         </w:rPr>
         <w:drawing>
-          <wp:inline distT="0" distB="0" distL="0" distR="0" wp14:anchorId="2FED61E3" wp14:editId="161D1E0E">
-            <wp:extent cx="4149321" cy="3074179"/>
-            <wp:effectExtent l="0" t="0" r="3810" b="0"/>
+          <wp:anchor distT="0" distB="0" distL="114300" distR="114300" simplePos="0" relativeHeight="251682816" behindDoc="0" locked="0" layoutInCell="1" allowOverlap="1" wp14:anchorId="2FED61E3" wp14:editId="3EE0FB09">
+            <wp:simplePos x="0" y="0"/>
+            <wp:positionH relativeFrom="column">
+              <wp:posOffset>-822960</wp:posOffset>
+            </wp:positionH>
+            <wp:positionV relativeFrom="paragraph">
+              <wp:posOffset>257810</wp:posOffset>
+            </wp:positionV>
+            <wp:extent cx="3458289" cy="2562225"/>
+            <wp:effectExtent l="0" t="0" r="8890" b="0"/>
+            <wp:wrapNone/>
             <wp:docPr id="1911927311" name="Рисунок 1"/>
             <wp:cNvGraphicFramePr>
               <a:graphicFrameLocks xmlns:a="http://schemas.openxmlformats.org/drawingml/2006/main" noChangeAspect="1"/>
@@ -687,7 +706,13 @@
                     <pic:cNvPicPr/>
                   </pic:nvPicPr>
                   <pic:blipFill>
-                    <a:blip r:embed="rId8"/>
+                    <a:blip r:embed="rId8">
+                      <a:extLst>
+                        <a:ext uri="{28A0092B-C50C-407E-A947-70E740481C1C}">
+                          <a14:useLocalDpi xmlns:a14="http://schemas.microsoft.com/office/drawing/2010/main" val="0"/>
+                        </a:ext>
+                      </a:extLst>
+                    </a:blip>
                     <a:stretch>
                       <a:fillRect/>
                     </a:stretch>
@@ -695,7 +720,7 @@
                   <pic:spPr>
                     <a:xfrm>
                       <a:off x="0" y="0"/>
-                      <a:ext cx="4166566" cy="3086956"/>
+                      <a:ext cx="3458289" cy="2562225"/>
                     </a:xfrm>
                     <a:prstGeom prst="rect">
                       <a:avLst/>
@@ -704,13 +729,186 @@
                 </pic:pic>
               </a:graphicData>
             </a:graphic>
-          </wp:inline>
+            <wp14:sizeRelH relativeFrom="margin">
+              <wp14:pctWidth>0</wp14:pctWidth>
+            </wp14:sizeRelH>
+            <wp14:sizeRelV relativeFrom="margin">
+              <wp14:pctHeight>0</wp14:pctHeight>
+            </wp14:sizeRelV>
+          </wp:anchor>
         </w:drawing>
       </w:r>
     </w:p>
     <w:p>
       <w:pPr>
         <w:ind w:firstLine="0"/>
+        <w:rPr>
+          <w:lang w:val="en-US"/>
+        </w:rPr>
+      </w:pPr>
+      <w:r>
+        <w:rPr>
+          <w:noProof/>
+        </w:rPr>
+        <w:drawing>
+          <wp:anchor distT="0" distB="0" distL="114300" distR="114300" simplePos="0" relativeHeight="251683840" behindDoc="0" locked="0" layoutInCell="1" allowOverlap="1" wp14:anchorId="3E144BE8" wp14:editId="6DF6CA1C">
+            <wp:simplePos x="0" y="0"/>
+            <wp:positionH relativeFrom="column">
+              <wp:posOffset>2672715</wp:posOffset>
+            </wp:positionH>
+            <wp:positionV relativeFrom="paragraph">
+              <wp:posOffset>8255</wp:posOffset>
+            </wp:positionV>
+            <wp:extent cx="3554538" cy="2647950"/>
+            <wp:effectExtent l="0" t="0" r="8255" b="0"/>
+            <wp:wrapNone/>
+            <wp:docPr id="2038747259" name="Рисунок 1"/>
+            <wp:cNvGraphicFramePr>
+              <a:graphicFrameLocks xmlns:a="http://schemas.openxmlformats.org/drawingml/2006/main" noChangeAspect="1"/>
+            </wp:cNvGraphicFramePr>
+            <a:graphic xmlns:a="http://schemas.openxmlformats.org/drawingml/2006/main">
+              <a:graphicData uri="http://schemas.openxmlformats.org/drawingml/2006/picture">
+                <pic:pic xmlns:pic="http://schemas.openxmlformats.org/drawingml/2006/picture">
+                  <pic:nvPicPr>
+                    <pic:cNvPr id="2038747259" name=""/>
+                    <pic:cNvPicPr/>
+                  </pic:nvPicPr>
+                  <pic:blipFill>
+                    <a:blip r:embed="rId9">
+                      <a:extLst>
+                        <a:ext uri="{28A0092B-C50C-407E-A947-70E740481C1C}">
+                          <a14:useLocalDpi xmlns:a14="http://schemas.microsoft.com/office/drawing/2010/main" val="0"/>
+                        </a:ext>
+                      </a:extLst>
+                    </a:blip>
+                    <a:stretch>
+                      <a:fillRect/>
+                    </a:stretch>
+                  </pic:blipFill>
+                  <pic:spPr>
+                    <a:xfrm>
+                      <a:off x="0" y="0"/>
+                      <a:ext cx="3554538" cy="2647950"/>
+                    </a:xfrm>
+                    <a:prstGeom prst="rect">
+                      <a:avLst/>
+                    </a:prstGeom>
+                  </pic:spPr>
+                </pic:pic>
+              </a:graphicData>
+            </a:graphic>
+            <wp14:sizeRelH relativeFrom="margin">
+              <wp14:pctWidth>0</wp14:pctWidth>
+            </wp14:sizeRelH>
+            <wp14:sizeRelV relativeFrom="margin">
+              <wp14:pctHeight>0</wp14:pctHeight>
+            </wp14:sizeRelV>
+          </wp:anchor>
+        </w:drawing>
+      </w:r>
+    </w:p>
+    <w:p>
+      <w:pPr>
+        <w:ind w:firstLine="0"/>
+        <w:rPr>
+          <w:lang w:val="en-US"/>
+        </w:rPr>
+      </w:pPr>
+    </w:p>
+    <w:p>
+      <w:pPr>
+        <w:ind w:firstLine="0"/>
+        <w:rPr>
+          <w:lang w:val="en-US"/>
+        </w:rPr>
+      </w:pPr>
+    </w:p>
+    <w:p>
+      <w:pPr>
+        <w:ind w:firstLine="0"/>
+        <w:rPr>
+          <w:lang w:val="en-US"/>
+        </w:rPr>
+      </w:pPr>
+    </w:p>
+    <w:p>
+      <w:pPr>
+        <w:ind w:firstLine="0"/>
+        <w:rPr>
+          <w:lang w:val="en-US"/>
+        </w:rPr>
+      </w:pPr>
+    </w:p>
+    <w:p>
+      <w:pPr>
+        <w:ind w:firstLine="0"/>
+        <w:rPr>
+          <w:lang w:val="en-US"/>
+        </w:rPr>
+      </w:pPr>
+    </w:p>
+    <w:p>
+      <w:pPr>
+        <w:ind w:firstLine="0"/>
+        <w:rPr>
+          <w:lang w:val="en-US"/>
+        </w:rPr>
+      </w:pPr>
+    </w:p>
+    <w:p>
+      <w:pPr>
+        <w:ind w:firstLine="0"/>
+        <w:rPr>
+          <w:lang w:val="en-US"/>
+        </w:rPr>
+      </w:pPr>
+    </w:p>
+    <w:p>
+      <w:pPr>
+        <w:ind w:firstLine="0"/>
+        <w:rPr>
+          <w:lang w:val="en-US"/>
+        </w:rPr>
+      </w:pPr>
+    </w:p>
+    <w:p>
+      <w:pPr>
+        <w:ind w:firstLine="0"/>
+        <w:rPr>
+          <w:lang w:val="en-US"/>
+        </w:rPr>
+      </w:pPr>
+    </w:p>
+    <w:p>
+      <w:pPr>
+        <w:ind w:firstLine="0"/>
+        <w:rPr>
+          <w:lang w:val="en-US"/>
+        </w:rPr>
+      </w:pPr>
+    </w:p>
+    <w:p>
+      <w:pPr>
+        <w:ind w:firstLine="0"/>
+        <w:rPr>
+          <w:lang w:val="en-US"/>
+        </w:rPr>
+      </w:pPr>
+    </w:p>
+    <w:p>
+      <w:pPr>
+        <w:ind w:firstLine="0"/>
+        <w:rPr>
+          <w:lang w:val="en-US"/>
+        </w:rPr>
+      </w:pPr>
+    </w:p>
+    <w:p>
+      <w:pPr>
+        <w:ind w:firstLine="0"/>
+        <w:rPr>
+          <w:lang w:val="en-US"/>
+        </w:rPr>
       </w:pPr>
     </w:p>
     <w:tbl>
@@ -721,19 +919,22 @@
         <w:tblLook w:val="04A0" w:firstRow="1" w:lastRow="0" w:firstColumn="1" w:lastColumn="0" w:noHBand="0" w:noVBand="1"/>
       </w:tblPr>
       <w:tblGrid>
-        <w:gridCol w:w="1021"/>
-        <w:gridCol w:w="1021"/>
-        <w:gridCol w:w="1021"/>
-        <w:gridCol w:w="1021"/>
-        <w:gridCol w:w="1021"/>
-        <w:gridCol w:w="1021"/>
-        <w:gridCol w:w="1021"/>
-        <w:gridCol w:w="1021"/>
+        <w:gridCol w:w="1551"/>
+        <w:gridCol w:w="1533"/>
+        <w:gridCol w:w="771"/>
+        <w:gridCol w:w="784"/>
+        <w:gridCol w:w="777"/>
+        <w:gridCol w:w="760"/>
+        <w:gridCol w:w="758"/>
+        <w:gridCol w:w="777"/>
       </w:tblGrid>
       <w:tr>
-        <w:tc>
-          <w:tcPr>
-            <w:tcW w:w="1021" w:type="dxa"/>
+        <w:trPr>
+          <w:trHeight w:val="355"/>
+        </w:trPr>
+        <w:tc>
+          <w:tcPr>
+            <w:tcW w:w="1551" w:type="dxa"/>
             <w:vAlign w:val="center"/>
           </w:tcPr>
           <w:p>
@@ -753,7 +954,7 @@
         </w:tc>
         <w:tc>
           <w:tcPr>
-            <w:tcW w:w="1021" w:type="dxa"/>
+            <w:tcW w:w="1533" w:type="dxa"/>
             <w:vAlign w:val="center"/>
           </w:tcPr>
           <w:p>
@@ -773,7 +974,7 @@
         </w:tc>
         <w:tc>
           <w:tcPr>
-            <w:tcW w:w="1021" w:type="dxa"/>
+            <w:tcW w:w="771" w:type="dxa"/>
             <w:vAlign w:val="center"/>
           </w:tcPr>
           <w:p>
@@ -793,7 +994,7 @@
         </w:tc>
         <w:tc>
           <w:tcPr>
-            <w:tcW w:w="1021" w:type="dxa"/>
+            <w:tcW w:w="784" w:type="dxa"/>
             <w:vAlign w:val="center"/>
           </w:tcPr>
           <w:p>
@@ -813,7 +1014,7 @@
         </w:tc>
         <w:tc>
           <w:tcPr>
-            <w:tcW w:w="1021" w:type="dxa"/>
+            <w:tcW w:w="777" w:type="dxa"/>
             <w:vAlign w:val="center"/>
           </w:tcPr>
           <w:p>
@@ -838,7 +1039,7 @@
         </w:tc>
         <w:tc>
           <w:tcPr>
-            <w:tcW w:w="1021" w:type="dxa"/>
+            <w:tcW w:w="760" w:type="dxa"/>
             <w:vAlign w:val="center"/>
           </w:tcPr>
           <w:p>
@@ -863,7 +1064,7 @@
         </w:tc>
         <w:tc>
           <w:tcPr>
-            <w:tcW w:w="1021" w:type="dxa"/>
+            <w:tcW w:w="758" w:type="dxa"/>
             <w:vAlign w:val="center"/>
           </w:tcPr>
           <w:p>
@@ -888,7 +1089,7 @@
         </w:tc>
         <w:tc>
           <w:tcPr>
-            <w:tcW w:w="1021" w:type="dxa"/>
+            <w:tcW w:w="777" w:type="dxa"/>
             <w:vAlign w:val="center"/>
           </w:tcPr>
           <w:p>
@@ -913,9 +1114,12 @@
         </w:tc>
       </w:tr>
       <w:tr>
-        <w:tc>
-          <w:tcPr>
-            <w:tcW w:w="1021" w:type="dxa"/>
+        <w:trPr>
+          <w:trHeight w:val="355"/>
+        </w:trPr>
+        <w:tc>
+          <w:tcPr>
+            <w:tcW w:w="1551" w:type="dxa"/>
             <w:vAlign w:val="center"/>
           </w:tcPr>
           <w:p>
@@ -933,7 +1137,7 @@
         </w:tc>
         <w:tc>
           <w:tcPr>
-            <w:tcW w:w="1021" w:type="dxa"/>
+            <w:tcW w:w="1533" w:type="dxa"/>
             <w:vAlign w:val="center"/>
           </w:tcPr>
           <w:p>
@@ -951,7 +1155,7 @@
         </w:tc>
         <w:tc>
           <w:tcPr>
-            <w:tcW w:w="1021" w:type="dxa"/>
+            <w:tcW w:w="771" w:type="dxa"/>
             <w:vAlign w:val="center"/>
           </w:tcPr>
           <w:p>
@@ -969,7 +1173,7 @@
         </w:tc>
         <w:tc>
           <w:tcPr>
-            <w:tcW w:w="1021" w:type="dxa"/>
+            <w:tcW w:w="784" w:type="dxa"/>
             <w:vAlign w:val="center"/>
           </w:tcPr>
           <w:p>
@@ -987,7 +1191,7 @@
         </w:tc>
         <w:tc>
           <w:tcPr>
-            <w:tcW w:w="1021" w:type="dxa"/>
+            <w:tcW w:w="777" w:type="dxa"/>
             <w:vAlign w:val="center"/>
           </w:tcPr>
           <w:p>
@@ -1008,7 +1212,7 @@
         </w:tc>
         <w:tc>
           <w:tcPr>
-            <w:tcW w:w="1021" w:type="dxa"/>
+            <w:tcW w:w="760" w:type="dxa"/>
             <w:vAlign w:val="center"/>
           </w:tcPr>
           <w:p>
@@ -1029,7 +1233,7 @@
         </w:tc>
         <w:tc>
           <w:tcPr>
-            <w:tcW w:w="1021" w:type="dxa"/>
+            <w:tcW w:w="758" w:type="dxa"/>
             <w:vAlign w:val="center"/>
           </w:tcPr>
           <w:p>
@@ -1050,7 +1254,7 @@
         </w:tc>
         <w:tc>
           <w:tcPr>
-            <w:tcW w:w="1021" w:type="dxa"/>
+            <w:tcW w:w="777" w:type="dxa"/>
             <w:vAlign w:val="center"/>
           </w:tcPr>
           <w:p>
@@ -1071,9 +1275,12 @@
         </w:tc>
       </w:tr>
       <w:tr>
-        <w:tc>
-          <w:tcPr>
-            <w:tcW w:w="1021" w:type="dxa"/>
+        <w:trPr>
+          <w:trHeight w:val="355"/>
+        </w:trPr>
+        <w:tc>
+          <w:tcPr>
+            <w:tcW w:w="1551" w:type="dxa"/>
             <w:vAlign w:val="center"/>
           </w:tcPr>
           <w:p>
@@ -1091,7 +1298,7 @@
         </w:tc>
         <w:tc>
           <w:tcPr>
-            <w:tcW w:w="1021" w:type="dxa"/>
+            <w:tcW w:w="1533" w:type="dxa"/>
             <w:vAlign w:val="center"/>
           </w:tcPr>
           <w:p>
@@ -1109,67 +1316,67 @@
         </w:tc>
         <w:tc>
           <w:tcPr>
-            <w:tcW w:w="1021" w:type="dxa"/>
-            <w:vAlign w:val="center"/>
-          </w:tcPr>
-          <w:p>
-            <w:pPr>
-              <w:ind w:firstLine="0"/>
-              <w:jc w:val="center"/>
-            </w:pPr>
-          </w:p>
-        </w:tc>
-        <w:tc>
-          <w:tcPr>
-            <w:tcW w:w="1021" w:type="dxa"/>
-            <w:vAlign w:val="center"/>
-          </w:tcPr>
-          <w:p>
-            <w:pPr>
-              <w:ind w:firstLine="0"/>
-              <w:jc w:val="center"/>
-            </w:pPr>
-          </w:p>
-        </w:tc>
-        <w:tc>
-          <w:tcPr>
-            <w:tcW w:w="1021" w:type="dxa"/>
-            <w:vAlign w:val="center"/>
-          </w:tcPr>
-          <w:p>
-            <w:pPr>
-              <w:ind w:firstLine="0"/>
-              <w:jc w:val="center"/>
-            </w:pPr>
-          </w:p>
-        </w:tc>
-        <w:tc>
-          <w:tcPr>
-            <w:tcW w:w="1021" w:type="dxa"/>
-            <w:vAlign w:val="center"/>
-          </w:tcPr>
-          <w:p>
-            <w:pPr>
-              <w:ind w:firstLine="0"/>
-              <w:jc w:val="center"/>
-            </w:pPr>
-          </w:p>
-        </w:tc>
-        <w:tc>
-          <w:tcPr>
-            <w:tcW w:w="1021" w:type="dxa"/>
-            <w:vAlign w:val="center"/>
-          </w:tcPr>
-          <w:p>
-            <w:pPr>
-              <w:ind w:firstLine="0"/>
-              <w:jc w:val="center"/>
-            </w:pPr>
-          </w:p>
-        </w:tc>
-        <w:tc>
-          <w:tcPr>
-            <w:tcW w:w="1021" w:type="dxa"/>
+            <w:tcW w:w="771" w:type="dxa"/>
+            <w:vAlign w:val="center"/>
+          </w:tcPr>
+          <w:p>
+            <w:pPr>
+              <w:ind w:firstLine="0"/>
+              <w:jc w:val="center"/>
+            </w:pPr>
+          </w:p>
+        </w:tc>
+        <w:tc>
+          <w:tcPr>
+            <w:tcW w:w="784" w:type="dxa"/>
+            <w:vAlign w:val="center"/>
+          </w:tcPr>
+          <w:p>
+            <w:pPr>
+              <w:ind w:firstLine="0"/>
+              <w:jc w:val="center"/>
+            </w:pPr>
+          </w:p>
+        </w:tc>
+        <w:tc>
+          <w:tcPr>
+            <w:tcW w:w="777" w:type="dxa"/>
+            <w:vAlign w:val="center"/>
+          </w:tcPr>
+          <w:p>
+            <w:pPr>
+              <w:ind w:firstLine="0"/>
+              <w:jc w:val="center"/>
+            </w:pPr>
+          </w:p>
+        </w:tc>
+        <w:tc>
+          <w:tcPr>
+            <w:tcW w:w="760" w:type="dxa"/>
+            <w:vAlign w:val="center"/>
+          </w:tcPr>
+          <w:p>
+            <w:pPr>
+              <w:ind w:firstLine="0"/>
+              <w:jc w:val="center"/>
+            </w:pPr>
+          </w:p>
+        </w:tc>
+        <w:tc>
+          <w:tcPr>
+            <w:tcW w:w="758" w:type="dxa"/>
+            <w:vAlign w:val="center"/>
+          </w:tcPr>
+          <w:p>
+            <w:pPr>
+              <w:ind w:firstLine="0"/>
+              <w:jc w:val="center"/>
+            </w:pPr>
+          </w:p>
+        </w:tc>
+        <w:tc>
+          <w:tcPr>
+            <w:tcW w:w="777" w:type="dxa"/>
             <w:vAlign w:val="center"/>
           </w:tcPr>
           <w:p>
@@ -1181,9 +1388,12 @@
         </w:tc>
       </w:tr>
       <w:tr>
-        <w:tc>
-          <w:tcPr>
-            <w:tcW w:w="1021" w:type="dxa"/>
+        <w:trPr>
+          <w:trHeight w:val="371"/>
+        </w:trPr>
+        <w:tc>
+          <w:tcPr>
+            <w:tcW w:w="1551" w:type="dxa"/>
             <w:vAlign w:val="center"/>
           </w:tcPr>
           <w:p>
@@ -1201,7 +1411,7 @@
         </w:tc>
         <w:tc>
           <w:tcPr>
-            <w:tcW w:w="1021" w:type="dxa"/>
+            <w:tcW w:w="1533" w:type="dxa"/>
             <w:vAlign w:val="center"/>
           </w:tcPr>
           <w:p>
@@ -1219,7 +1429,7 @@
         </w:tc>
         <w:tc>
           <w:tcPr>
-            <w:tcW w:w="1021" w:type="dxa"/>
+            <w:tcW w:w="771" w:type="dxa"/>
             <w:vAlign w:val="center"/>
           </w:tcPr>
           <w:p>
@@ -1237,7 +1447,7 @@
         </w:tc>
         <w:tc>
           <w:tcPr>
-            <w:tcW w:w="1021" w:type="dxa"/>
+            <w:tcW w:w="784" w:type="dxa"/>
             <w:vAlign w:val="center"/>
           </w:tcPr>
           <w:p>
@@ -1255,7 +1465,7 @@
         </w:tc>
         <w:tc>
           <w:tcPr>
-            <w:tcW w:w="1021" w:type="dxa"/>
+            <w:tcW w:w="777" w:type="dxa"/>
             <w:vAlign w:val="center"/>
           </w:tcPr>
           <w:p>
@@ -1276,7 +1486,7 @@
         </w:tc>
         <w:tc>
           <w:tcPr>
-            <w:tcW w:w="1021" w:type="dxa"/>
+            <w:tcW w:w="760" w:type="dxa"/>
             <w:vAlign w:val="center"/>
           </w:tcPr>
           <w:p>
@@ -1297,7 +1507,7 @@
         </w:tc>
         <w:tc>
           <w:tcPr>
-            <w:tcW w:w="1021" w:type="dxa"/>
+            <w:tcW w:w="758" w:type="dxa"/>
             <w:vAlign w:val="center"/>
           </w:tcPr>
           <w:p>
@@ -1318,7 +1528,7 @@
         </w:tc>
         <w:tc>
           <w:tcPr>
-            <w:tcW w:w="1021" w:type="dxa"/>
+            <w:tcW w:w="777" w:type="dxa"/>
             <w:vAlign w:val="center"/>
           </w:tcPr>
           <w:p>
@@ -1333,81 +1543,96 @@
         </w:tc>
       </w:tr>
       <w:tr>
-        <w:tc>
-          <w:tcPr>
-            <w:tcW w:w="1021" w:type="dxa"/>
-            <w:vAlign w:val="center"/>
-          </w:tcPr>
-          <w:p>
-            <w:pPr>
-              <w:ind w:firstLine="0"/>
-              <w:jc w:val="center"/>
-            </w:pPr>
-            <w:r>
+        <w:trPr>
+          <w:trHeight w:val="371"/>
+        </w:trPr>
+        <w:tc>
+          <w:tcPr>
+            <w:tcW w:w="1551" w:type="dxa"/>
+            <w:vAlign w:val="center"/>
+          </w:tcPr>
+          <w:p>
+            <w:pPr>
+              <w:ind w:firstLine="0"/>
+              <w:jc w:val="center"/>
               <w:rPr>
                 <w:rFonts w:ascii="Arial" w:hAnsi="Arial" w:cs="Arial"/>
               </w:rPr>
+            </w:pPr>
+            <w:r>
+              <w:rPr>
+                <w:rFonts w:ascii="Arial" w:hAnsi="Arial" w:cs="Arial"/>
+              </w:rPr>
               <w:t>O</w:t>
             </w:r>
           </w:p>
         </w:tc>
         <w:tc>
           <w:tcPr>
-            <w:tcW w:w="1021" w:type="dxa"/>
-            <w:vAlign w:val="center"/>
-          </w:tcPr>
-          <w:p>
-            <w:pPr>
-              <w:ind w:firstLine="0"/>
-              <w:jc w:val="center"/>
-            </w:pPr>
-            <w:r>
+            <w:tcW w:w="1533" w:type="dxa"/>
+            <w:vAlign w:val="center"/>
+          </w:tcPr>
+          <w:p>
+            <w:pPr>
+              <w:ind w:firstLine="0"/>
+              <w:jc w:val="center"/>
               <w:rPr>
                 <w:rFonts w:ascii="Arial" w:hAnsi="Arial" w:cs="Arial"/>
               </w:rPr>
+            </w:pPr>
+            <w:r>
+              <w:rPr>
+                <w:rFonts w:ascii="Arial" w:hAnsi="Arial" w:cs="Arial"/>
+              </w:rPr>
               <w:t>N</w:t>
             </w:r>
           </w:p>
         </w:tc>
         <w:tc>
           <w:tcPr>
-            <w:tcW w:w="1021" w:type="dxa"/>
-            <w:vAlign w:val="center"/>
-          </w:tcPr>
-          <w:p>
-            <w:pPr>
-              <w:ind w:firstLine="0"/>
-              <w:jc w:val="center"/>
-            </w:pPr>
-            <w:r>
+            <w:tcW w:w="771" w:type="dxa"/>
+            <w:vAlign w:val="center"/>
+          </w:tcPr>
+          <w:p>
+            <w:pPr>
+              <w:ind w:firstLine="0"/>
+              <w:jc w:val="center"/>
               <w:rPr>
                 <w:rFonts w:ascii="Arial" w:hAnsi="Arial" w:cs="Arial"/>
               </w:rPr>
+            </w:pPr>
+            <w:r>
+              <w:rPr>
+                <w:rFonts w:ascii="Arial" w:hAnsi="Arial" w:cs="Arial"/>
+              </w:rPr>
               <w:t>T</w:t>
             </w:r>
           </w:p>
         </w:tc>
         <w:tc>
           <w:tcPr>
-            <w:tcW w:w="1021" w:type="dxa"/>
-            <w:vAlign w:val="center"/>
-          </w:tcPr>
-          <w:p>
-            <w:pPr>
-              <w:ind w:firstLine="0"/>
-              <w:jc w:val="center"/>
-            </w:pPr>
-            <w:r>
+            <w:tcW w:w="784" w:type="dxa"/>
+            <w:vAlign w:val="center"/>
+          </w:tcPr>
+          <w:p>
+            <w:pPr>
+              <w:ind w:firstLine="0"/>
+              <w:jc w:val="center"/>
               <w:rPr>
                 <w:rFonts w:ascii="Arial" w:hAnsi="Arial" w:cs="Arial"/>
               </w:rPr>
+            </w:pPr>
+            <w:r>
+              <w:rPr>
+                <w:rFonts w:ascii="Arial" w:hAnsi="Arial" w:cs="Arial"/>
+              </w:rPr>
               <w:t>H</w:t>
             </w:r>
           </w:p>
         </w:tc>
         <w:tc>
           <w:tcPr>
-            <w:tcW w:w="1021" w:type="dxa"/>
+            <w:tcW w:w="777" w:type="dxa"/>
             <w:vAlign w:val="center"/>
           </w:tcPr>
           <w:p>
@@ -1428,7 +1653,7 @@
         </w:tc>
         <w:tc>
           <w:tcPr>
-            <w:tcW w:w="1021" w:type="dxa"/>
+            <w:tcW w:w="760" w:type="dxa"/>
             <w:vAlign w:val="center"/>
           </w:tcPr>
           <w:p>
@@ -1449,7 +1674,7 @@
         </w:tc>
         <w:tc>
           <w:tcPr>
-            <w:tcW w:w="1021" w:type="dxa"/>
+            <w:tcW w:w="758" w:type="dxa"/>
             <w:vAlign w:val="center"/>
           </w:tcPr>
           <w:p>
@@ -1470,7 +1695,7 @@
         </w:tc>
         <w:tc>
           <w:tcPr>
-            <w:tcW w:w="1021" w:type="dxa"/>
+            <w:tcW w:w="777" w:type="dxa"/>
             <w:vAlign w:val="center"/>
           </w:tcPr>
           <w:p>
@@ -1497,6 +1722,7 @@
         <w:ind w:firstLine="0"/>
       </w:pPr>
       <w:r>
+        <w:lastRenderedPageBreak/>
         <w:t xml:space="preserve">Получаем следующий </w:t>
       </w:r>
       <w:proofErr w:type="spellStart"/>
@@ -1540,7 +1766,6 @@
           <w:noProof/>
           <w:lang w:val="en-US"/>
         </w:rPr>
-        <w:lastRenderedPageBreak/>
         <w:drawing>
           <wp:inline distT="0" distB="0" distL="0" distR="0" wp14:anchorId="00711F0F" wp14:editId="16044E11">
             <wp:extent cx="4366520" cy="3248168"/>
@@ -1557,7 +1782,7 @@
                     <pic:cNvPicPr/>
                   </pic:nvPicPr>
                   <pic:blipFill>
-                    <a:blip r:embed="rId9"/>
+                    <a:blip r:embed="rId10"/>
                     <a:stretch>
                       <a:fillRect/>
                     </a:stretch>
@@ -2122,6 +2347,7 @@
       </w:pPr>
       <w:r>
         <w:rPr>
+          <w:noProof/>
           <w:lang w:val="en-US"/>
         </w:rPr>
         <w:drawing>
@@ -2140,7 +2366,7 @@
                     <pic:cNvPicPr/>
                   </pic:nvPicPr>
                   <pic:blipFill>
-                    <a:blip r:embed="rId10"/>
+                    <a:blip r:embed="rId11"/>
                     <a:stretch>
                       <a:fillRect/>
                     </a:stretch>
@@ -2830,6 +3056,11 @@
     </w:p>
     <w:p/>
     <w:p>
+      <w:pPr>
+        <w:rPr>
+          <w:lang w:val="en-US"/>
+        </w:rPr>
+      </w:pPr>
       <w:r>
         <w:rPr>
           <w:noProof/>
@@ -2850,7 +3081,7 @@
                     <pic:cNvPicPr/>
                   </pic:nvPicPr>
                   <pic:blipFill>
-                    <a:blip r:embed="rId11"/>
+                    <a:blip r:embed="rId12"/>
                     <a:stretch>
                       <a:fillRect/>
                     </a:stretch>
@@ -2937,7 +3168,7 @@
                     <pic:cNvPicPr/>
                   </pic:nvPicPr>
                   <pic:blipFill>
-                    <a:blip r:embed="rId12"/>
+                    <a:blip r:embed="rId13"/>
                     <a:stretch>
                       <a:fillRect/>
                     </a:stretch>
@@ -2992,7 +3223,7 @@
           <w:noProof/>
         </w:rPr>
         <w:drawing>
-          <wp:anchor distT="0" distB="0" distL="114300" distR="114300" simplePos="0" relativeHeight="251679744" behindDoc="0" locked="0" layoutInCell="1" allowOverlap="1" wp14:anchorId="7AE18122" wp14:editId="674AA5E4">
+          <wp:anchor distT="0" distB="0" distL="114300" distR="114300" simplePos="0" relativeHeight="251679744" behindDoc="0" locked="0" layoutInCell="1" allowOverlap="1" wp14:anchorId="7AE18122" wp14:editId="7D1D4A46">
             <wp:simplePos x="0" y="0"/>
             <wp:positionH relativeFrom="column">
               <wp:posOffset>522899</wp:posOffset>
@@ -3015,7 +3246,7 @@
                     <pic:cNvPicPr/>
                   </pic:nvPicPr>
                   <pic:blipFill>
-                    <a:blip r:embed="rId13" cstate="print">
+                    <a:blip r:embed="rId14" cstate="print">
                       <a:extLst>
                         <a:ext uri="{28A0092B-C50C-407E-A947-70E740481C1C}">
                           <a14:useLocalDpi xmlns:a14="http://schemas.microsoft.com/office/drawing/2010/main" val="0"/>
@@ -3067,15 +3298,24 @@
       </w:r>
     </w:p>
     <w:p/>
+    <w:p/>
     <w:p>
       <w:r>
         <w:rPr>
           <w:noProof/>
         </w:rPr>
         <w:drawing>
-          <wp:inline distT="0" distB="0" distL="0" distR="0" wp14:anchorId="7E299533" wp14:editId="01968EB8">
-            <wp:extent cx="4410902" cy="3240634"/>
-            <wp:effectExtent l="0" t="0" r="8890" b="0"/>
+          <wp:anchor distT="0" distB="0" distL="114300" distR="114300" simplePos="0" relativeHeight="251684864" behindDoc="0" locked="0" layoutInCell="1" allowOverlap="1" wp14:anchorId="7E299533" wp14:editId="76C8710F">
+            <wp:simplePos x="0" y="0"/>
+            <wp:positionH relativeFrom="column">
+              <wp:posOffset>-727710</wp:posOffset>
+            </wp:positionH>
+            <wp:positionV relativeFrom="paragraph">
+              <wp:posOffset>261828</wp:posOffset>
+            </wp:positionV>
+            <wp:extent cx="3461668" cy="2543175"/>
+            <wp:effectExtent l="0" t="0" r="5715" b="0"/>
+            <wp:wrapNone/>
             <wp:docPr id="884438981" name="Рисунок 1"/>
             <wp:cNvGraphicFramePr>
               <a:graphicFrameLocks xmlns:a="http://schemas.openxmlformats.org/drawingml/2006/main" noChangeAspect="1"/>
@@ -3088,7 +3328,13 @@
                     <pic:cNvPicPr/>
                   </pic:nvPicPr>
                   <pic:blipFill>
-                    <a:blip r:embed="rId14"/>
+                    <a:blip r:embed="rId15">
+                      <a:extLst>
+                        <a:ext uri="{28A0092B-C50C-407E-A947-70E740481C1C}">
+                          <a14:useLocalDpi xmlns:a14="http://schemas.microsoft.com/office/drawing/2010/main" val="0"/>
+                        </a:ext>
+                      </a:extLst>
+                    </a:blip>
                     <a:stretch>
                       <a:fillRect/>
                     </a:stretch>
@@ -3096,7 +3342,7 @@
                   <pic:spPr>
                     <a:xfrm>
                       <a:off x="0" y="0"/>
-                      <a:ext cx="4421020" cy="3248068"/>
+                      <a:ext cx="3461668" cy="2543175"/>
                     </a:xfrm>
                     <a:prstGeom prst="rect">
                       <a:avLst/>
@@ -3105,11 +3351,93 @@
                 </pic:pic>
               </a:graphicData>
             </a:graphic>
-          </wp:inline>
+            <wp14:sizeRelH relativeFrom="margin">
+              <wp14:pctWidth>0</wp14:pctWidth>
+            </wp14:sizeRelH>
+            <wp14:sizeRelV relativeFrom="margin">
+              <wp14:pctHeight>0</wp14:pctHeight>
+            </wp14:sizeRelV>
+          </wp:anchor>
         </w:drawing>
       </w:r>
     </w:p>
     <w:p>
+      <w:r>
+        <w:rPr>
+          <w:noProof/>
+        </w:rPr>
+        <w:drawing>
+          <wp:anchor distT="0" distB="0" distL="114300" distR="114300" simplePos="0" relativeHeight="251685888" behindDoc="0" locked="0" layoutInCell="1" allowOverlap="1" wp14:anchorId="5C3650EE" wp14:editId="75018F22">
+            <wp:simplePos x="0" y="0"/>
+            <wp:positionH relativeFrom="column">
+              <wp:posOffset>2777490</wp:posOffset>
+            </wp:positionH>
+            <wp:positionV relativeFrom="paragraph">
+              <wp:posOffset>12065</wp:posOffset>
+            </wp:positionV>
+            <wp:extent cx="3553008" cy="2647950"/>
+            <wp:effectExtent l="0" t="0" r="9525" b="0"/>
+            <wp:wrapNone/>
+            <wp:docPr id="312684913" name="Рисунок 1"/>
+            <wp:cNvGraphicFramePr>
+              <a:graphicFrameLocks xmlns:a="http://schemas.openxmlformats.org/drawingml/2006/main" noChangeAspect="1"/>
+            </wp:cNvGraphicFramePr>
+            <a:graphic xmlns:a="http://schemas.openxmlformats.org/drawingml/2006/main">
+              <a:graphicData uri="http://schemas.openxmlformats.org/drawingml/2006/picture">
+                <pic:pic xmlns:pic="http://schemas.openxmlformats.org/drawingml/2006/picture">
+                  <pic:nvPicPr>
+                    <pic:cNvPr id="312684913" name=""/>
+                    <pic:cNvPicPr/>
+                  </pic:nvPicPr>
+                  <pic:blipFill>
+                    <a:blip r:embed="rId16">
+                      <a:extLst>
+                        <a:ext uri="{28A0092B-C50C-407E-A947-70E740481C1C}">
+                          <a14:useLocalDpi xmlns:a14="http://schemas.microsoft.com/office/drawing/2010/main" val="0"/>
+                        </a:ext>
+                      </a:extLst>
+                    </a:blip>
+                    <a:stretch>
+                      <a:fillRect/>
+                    </a:stretch>
+                  </pic:blipFill>
+                  <pic:spPr>
+                    <a:xfrm>
+                      <a:off x="0" y="0"/>
+                      <a:ext cx="3553008" cy="2647950"/>
+                    </a:xfrm>
+                    <a:prstGeom prst="rect">
+                      <a:avLst/>
+                    </a:prstGeom>
+                  </pic:spPr>
+                </pic:pic>
+              </a:graphicData>
+            </a:graphic>
+            <wp14:sizeRelH relativeFrom="margin">
+              <wp14:pctWidth>0</wp14:pctWidth>
+            </wp14:sizeRelH>
+            <wp14:sizeRelV relativeFrom="margin">
+              <wp14:pctHeight>0</wp14:pctHeight>
+            </wp14:sizeRelV>
+          </wp:anchor>
+        </w:drawing>
+      </w:r>
+    </w:p>
+    <w:p/>
+    <w:p/>
+    <w:p/>
+    <w:p/>
+    <w:p/>
+    <w:p/>
+    <w:p/>
+    <w:p/>
+    <w:p/>
+    <w:p/>
+    <w:p/>
+    <w:p>
+      <w:pPr>
+        <w:ind w:firstLine="0"/>
+      </w:pPr>
       <w:r>
         <w:tab/>
       </w:r>
@@ -3706,7 +4034,7 @@
                     <pic:cNvPicPr/>
                   </pic:nvPicPr>
                   <pic:blipFill>
-                    <a:blip r:embed="rId15"/>
+                    <a:blip r:embed="rId17"/>
                     <a:stretch>
                       <a:fillRect/>
                     </a:stretch>
@@ -4114,6 +4442,9 @@
     </w:p>
     <w:p>
       <w:r>
+        <w:rPr>
+          <w:noProof/>
+        </w:rPr>
         <w:drawing>
           <wp:inline distT="0" distB="0" distL="0" distR="0" wp14:anchorId="081EBD88" wp14:editId="6B388D94">
             <wp:extent cx="4160252" cy="3108960"/>
@@ -4130,7 +4461,7 @@
                     <pic:cNvPicPr/>
                   </pic:nvPicPr>
                   <pic:blipFill>
-                    <a:blip r:embed="rId16"/>
+                    <a:blip r:embed="rId18"/>
                     <a:stretch>
                       <a:fillRect/>
                     </a:stretch>
@@ -4174,22 +4505,11 @@
         <w:t xml:space="preserve"> = “</w:t>
       </w:r>
       <w:r>
-        <w:t xml:space="preserve"> </w:t>
-      </w:r>
-      <w:r>
-        <w:t xml:space="preserve">ХБББ </w:t>
-      </w:r>
-      <w:proofErr w:type="gramStart"/>
-      <w:r>
-        <w:t>ЯВГ</w:t>
-      </w:r>
-      <w:r>
-        <w:t xml:space="preserve"> </w:t>
-      </w:r>
-      <w:r>
-        <w:t>”</w:t>
-      </w:r>
-      <w:proofErr w:type="gramEnd"/>
+        <w:t xml:space="preserve"> ХБББ ЯВГ</w:t>
+      </w:r>
+      <w:r>
+        <w:t xml:space="preserve"> ”</w:t>
+      </w:r>
     </w:p>
     <w:p>
       <w:pPr>
@@ -4241,7 +4561,7 @@
                     <pic:cNvPicPr/>
                   </pic:nvPicPr>
                   <pic:blipFill>
-                    <a:blip r:embed="rId17">
+                    <a:blip r:embed="rId19">
                       <a:extLst>
                         <a:ext uri="{28A0092B-C50C-407E-A947-70E740481C1C}">
                           <a14:useLocalDpi xmlns:a14="http://schemas.microsoft.com/office/drawing/2010/main" val="0"/>
@@ -4301,7 +4621,7 @@
                     <pic:cNvPicPr/>
                   </pic:nvPicPr>
                   <pic:blipFill>
-                    <a:blip r:embed="rId18">
+                    <a:blip r:embed="rId20">
                       <a:extLst>
                         <a:ext uri="{28A0092B-C50C-407E-A947-70E740481C1C}">
                           <a14:useLocalDpi xmlns:a14="http://schemas.microsoft.com/office/drawing/2010/main" val="0"/>
@@ -4334,7 +4654,7 @@
       </w:pPr>
     </w:p>
     <w:sectPr>
-      <w:footerReference w:type="default" r:id="rId19"/>
+      <w:footerReference w:type="default" r:id="rId21"/>
       <w:pgSz w:w="11906" w:h="16838"/>
       <w:pgMar w:top="1134" w:right="850" w:bottom="1134" w:left="1701" w:header="709" w:footer="227" w:gutter="0"/>
       <w:cols w:space="708"/>
